--- a/html/operations/TSM_Document_Processing_Revenue_Recovery_Manual_v2.0.docx
+++ b/html/operations/TSM_Document_Processing_Revenue_Recovery_Manual_v2.0.docx
@@ -331,21 +331,6 @@
           <w:szCs w:val="21"/>
         </w:rPr>
         <w:t xml:space="preserve">   Healthcare</w:t>
-      </w:r>
-    </w:p>
-    <w:p>
-      <w:pPr>
-        <w:spacing w:after="100"/>
-      </w:pPr>
-      <w:r>
-        <w:rPr>
-          <w:i w:val="false"/>
-          <w:iCs w:val="false"/>
-          <w:color w:val="1A1A1A"/>
-          <w:sz w:val="21"/>
-          <w:szCs w:val="21"/>
-        </w:rPr>
-        <w:t xml:space="preserve">      HC Office Manager → Neural Intake</w:t>
       </w:r>
     </w:p>
     <w:p>
@@ -7035,248 +7020,6 @@
                 <w:szCs w:val="20"/>
               </w:rPr>
               <w:t xml:space="preserve">Denials and appeals are the core revenue-recovery loop for Healthcare — every day a denial sits unappealed is a day closer to the payer's appeal-window deadline.</w:t>
-            </w:r>
-          </w:p>
-        </w:tc>
-      </w:tr>
-    </w:tbl>
-    <w:p>
-      <w:r>
-        <w:br w:type="page"/>
-      </w:r>
-    </w:p>
-    <w:p>
-      <w:pPr>
-        <w:pStyle w:val="Heading2"/>
-        <w:spacing w:after="150" w:before="300"/>
-      </w:pPr>
-      <w:r>
-        <w:rPr>
-          <w:b/>
-          <w:bCs/>
-          <w:color w:val="1B2A4A"/>
-          <w:sz w:val="26"/>
-          <w:szCs w:val="26"/>
-        </w:rPr>
-        <w:t xml:space="preserve">HC Office Manager → Neural Intake</w:t>
-      </w:r>
-    </w:p>
-    <w:p>
-      <w:pPr>
-        <w:spacing w:after="160"/>
-      </w:pPr>
-      <w:r>
-        <w:rPr>
-          <w:b/>
-          <w:bCs/>
-          <w:sz w:val="21"/>
-          <w:szCs w:val="21"/>
-        </w:rPr>
-        <w:t xml:space="preserve">Covers: </w:t>
-      </w:r>
-      <w:r>
-        <w:rPr>
-          <w:sz w:val="21"/>
-          <w:szCs w:val="21"/>
-        </w:rPr>
-        <w:t xml:space="preserve">An additive, non-authoritative advisory-routing layer that runs alongside the primary hc-denial pipeline above. It fans a Healthcare document out to whichever additional HC domains (Compliance, Vendors, Billing, and others) it plausibly touches, without changing the exclusion-code routing described in Section 7.</w:t>
-      </w:r>
-    </w:p>
-    <w:p>
-      <w:pPr>
-        <w:spacing w:after="100"/>
-      </w:pPr>
-      <w:r>
-        <w:rPr>
-          <w:b/>
-          <w:bCs/>
-          <w:color w:val="1B2A4A"/>
-          <w:sz w:val="20"/>
-          <w:szCs w:val="20"/>
-        </w:rPr>
-        <w:t xml:space="preserve">Introduced: </w:t>
-      </w:r>
-      <w:r>
-        <w:rPr>
-          <w:color w:val="1A1A1A"/>
-          <w:sz w:val="20"/>
-          <w:szCs w:val="20"/>
-        </w:rPr>
-        <w:t xml:space="preserve">commit 7c172c77 — server/healthcare/hc-neural-intake.js, hc-node-registry.js, hc-node-contract.js; browser bridge in html/healthcare/hc-office-manager-doc-intake.html</w:t>
-      </w:r>
-    </w:p>
-    <w:p>
-      <w:pPr>
-        <w:pStyle w:val="Heading3"/>
-        <w:spacing w:after="100" w:before="200"/>
-      </w:pPr>
-      <w:r>
-        <w:rPr>
-          <w:b/>
-          <w:bCs/>
-          <w:color w:val="C0392B"/>
-          <w:sz w:val="22"/>
-          <w:szCs w:val="22"/>
-        </w:rPr>
-        <w:t xml:space="preserve">How it fits together</w:t>
-      </w:r>
-    </w:p>
-    <w:tbl>
-      <w:tblPr>
-        <w:tblW w:type="dxa" w:w="9000"/>
-        <w:tblBorders>
-          <w:top w:val="single" w:color="auto" w:sz="4"/>
-          <w:left w:val="single" w:color="auto" w:sz="4"/>
-          <w:bottom w:val="single" w:color="auto" w:sz="4"/>
-          <w:right w:val="single" w:color="auto" w:sz="4"/>
-          <w:insideH w:val="single" w:color="auto" w:sz="4"/>
-          <w:insideV w:val="single" w:color="auto" w:sz="4"/>
-        </w:tblBorders>
-      </w:tblPr>
-      <w:tblGrid>
-        <w:gridCol w:w="9000"/>
-      </w:tblGrid>
-      <w:tr>
-        <w:tc>
-          <w:tcPr>
-            <w:tcW w:type="dxa" w:w="9000"/>
-            <w:shd w:fill="F2F4F7" w:val="clear"/>
-            <w:tcMar>
-              <w:top w:type="dxa" w:w="140"/>
-              <w:left w:type="dxa" w:w="160"/>
-              <w:bottom w:type="dxa" w:w="140"/>
-              <w:right w:type="dxa" w:w="160"/>
-            </w:tcMar>
-          </w:tcPr>
-          <w:p>
-            <w:r>
-              <w:rPr>
-                <w:rFonts w:ascii="Consolas" w:hAnsi="Consolas" w:cs="Consolas"/>
-                <w:color w:val="1A1A1A"/>
-                <w:sz w:val="17"/>
-                <w:szCs w:val="17"/>
-              </w:rPr>
-              <w:t xml:space="preserve">HC OM page</w:t>
-              <w:br/>
-              <w:t xml:space="preserve">  ├─ TSM_HC_OM_NEURAL_INTAKE</w:t>
-              <w:br/>
-              <w:t xml:space="preserve">  │     └─ lazy dependency lookup</w:t>
-              <w:br/>
-              <w:t xml:space="preserve">  ├─ TSM_HC_OM_INTAKE</w:t>
-              <w:br/>
-              <w:t xml:space="preserve">  │     └─ canonical routing vocabulary</w:t>
-              <w:br/>
-              <w:t xml:space="preserve">  └─ hcOmRouteDocument()</w:t>
-              <w:br/>
-              <w:t xml:space="preserve">        └─ suggestedRoutes</w:t>
-              <w:br/>
-              <w:t xml:space="preserve">              └─ candidateNodes</w:t>
-              <w:br/>
-              <w:t xml:space="preserve">                    └─ HC Neural Intake</w:t>
-              <w:br/>
-              <w:t xml:space="preserve">                          ├─ Billing</w:t>
-              <w:br/>
-              <w:t xml:space="preserve">                          ├─ Compliance</w:t>
-              <w:br/>
-              <w:t xml:space="preserve">                          ├─ Insurance</w:t>
-              <w:br/>
-              <w:t xml:space="preserve">                          ├─ Medical</w:t>
-              <w:br/>
-              <w:t xml:space="preserve">                          ├─ Vendors</w:t>
-              <w:br/>
-              <w:t xml:space="preserve">                          └─ other registered HC nodes...</w:t>
-            </w:r>
-          </w:p>
-        </w:tc>
-      </w:tr>
-    </w:tbl>
-    <w:p>
-      <w:pPr>
-        <w:pStyle w:val="Heading3"/>
-        <w:spacing w:after="100" w:before="200"/>
-      </w:pPr>
-      <w:r>
-        <w:rPr>
-          <w:b/>
-          <w:bCs/>
-          <w:color w:val="C0392B"/>
-          <w:sz w:val="22"/>
-          <w:szCs w:val="22"/>
-        </w:rPr>
-        <w:t xml:space="preserve">How this layer is actioned today</w:t>
-      </w:r>
-    </w:p>
-    <w:p>
-      <w:pPr>
-        <w:spacing w:after="160"/>
-      </w:pPr>
-      <w:r>
-        <w:rPr>
-          <w:i w:val="false"/>
-          <w:iCs w:val="false"/>
-          <w:color w:val="1A1A1A"/>
-          <w:sz w:val="21"/>
-          <w:szCs w:val="21"/>
-        </w:rPr>
-        <w:t xml:space="preserve">Inside the uploader’s processFile(), two non-fatal try/catch blocks call TSM_HC_OM_NEURAL_INTAKE.buildEnvelope() and hcOmBuildRoutingEnvelope(). Advisory routes come from hcOmRouteDocument(), which scores document text against a per-node keyword table on TSM_HC_OM_INTAKE and returns candidates sorted by score. The server-side hc-neural-intake.js module then filters those candidates against an 11-node registry (billing, compliance, financial, grants, insurance, legal, medical, operations, pharmacy, taxprep, vendors) and builds one standardized node request per candidate via hc-node-contract.js. Findings are correlated and packaged into a Strategist-bound envelope: destination html/healthcare/hc-strategist/index.html, mode HC_CROSS_NODE_BNCA. A failure anywhere in this layer degrades to “no advisory routing this pass” — it never blocks the underlying upload or the hc-denial routing above.</w:t>
-      </w:r>
-    </w:p>
-    <w:tbl>
-      <w:tblPr>
-        <w:tblW w:type="dxa" w:w="9000"/>
-        <w:tblBorders>
-          <w:top w:val="single" w:color="auto" w:sz="4"/>
-          <w:left w:val="single" w:color="auto" w:sz="4"/>
-          <w:bottom w:val="single" w:color="auto" w:sz="4"/>
-          <w:right w:val="single" w:color="auto" w:sz="4"/>
-          <w:insideH w:val="single" w:color="auto" w:sz="4"/>
-          <w:insideV w:val="single" w:color="auto" w:sz="4"/>
-        </w:tblBorders>
-      </w:tblPr>
-      <w:tblGrid>
-        <w:gridCol w:w="9000"/>
-      </w:tblGrid>
-      <w:tr>
-        <w:tc>
-          <w:tcPr>
-            <w:tcW w:type="dxa" w:w="9000"/>
-            <w:tcBorders>
-              <w:top w:val="single" w:color="C0392B" w:sz="4"/>
-              <w:left w:val="single" w:color="C0392B" w:sz="4"/>
-              <w:bottom w:val="single" w:color="C0392B" w:sz="4"/>
-              <w:right w:val="single" w:color="C0392B" w:sz="4"/>
-            </w:tcBorders>
-            <w:shd w:fill="F2F4F7" w:val="clear"/>
-            <w:tcMar>
-              <w:top w:type="dxa" w:w="120"/>
-              <w:left w:type="dxa" w:w="160"/>
-              <w:bottom w:type="dxa" w:w="120"/>
-              <w:right w:type="dxa" w:w="160"/>
-            </w:tcMar>
-          </w:tcPr>
-          <w:p>
-            <w:pPr>
-              <w:spacing w:after="80"/>
-            </w:pPr>
-            <w:r>
-              <w:rPr>
-                <w:b/>
-                <w:bCs/>
-                <w:color w:val="C0392B"/>
-                <w:sz w:val="21"/>
-                <w:szCs w:val="21"/>
-              </w:rPr>
-              <w:t xml:space="preserve">Recovery Note</w:t>
-            </w:r>
-          </w:p>
-          <w:p>
-            <w:r>
-              <w:rPr>
-                <w:color w:val="1A1A1A"/>
-                <w:sz w:val="20"/>
-                <w:szCs w:val="20"/>
-              </w:rPr>
-              <w:t xml:space="preserve">The hc-denial exclusion-code routing (Section 7) decides where a denial or appeal goes. This layer runs in parallel and answers a different question — which other HC domains the same document also touches — so a denial with billing-compliance overlap can fan out to Compliance without waiting on a second upload or a manual re-route.</w:t>
             </w:r>
           </w:p>
         </w:tc>

--- a/html/operations/TSM_Document_Processing_Revenue_Recovery_Manual_v2.0.docx
+++ b/html/operations/TSM_Document_Processing_Revenue_Recovery_Manual_v2.0.docx
@@ -7020,6 +7020,598 @@
                 <w:szCs w:val="20"/>
               </w:rPr>
               <w:t xml:space="preserve">Denials and appeals are the core revenue-recovery loop for Healthcare — every day a denial sits unappealed is a day closer to the payer's appeal-window deadline.</w:t>
+            </w:r>
+          </w:p>
+        </w:tc>
+      </w:tr>
+    </w:tbl>
+    <w:p>
+      <w:pPr>
+        <w:pStyle w:val="Heading3"/>
+        <w:spacing w:after="100" w:before="200"/>
+      </w:pPr>
+      <w:r>
+        <w:rPr>
+          <w:b/>
+          <w:bCs/>
+          <w:color w:val="C0392B"/>
+          <w:sz w:val="22"/>
+          <w:szCs w:val="22"/>
+        </w:rPr>
+        <w:t xml:space="preserve">Sample / Test Document Set</w:t>
+      </w:r>
+    </w:p>
+    <w:p>
+      <w:pPr>
+        <w:spacing w:after="160"/>
+      </w:pPr>
+      <w:r>
+        <w:rPr>
+          <w:i w:val="false"/>
+          <w:iCs w:val="false"/>
+          <w:color w:val="1A1A1A"/>
+          <w:sz w:val="21"/>
+          <w:szCs w:val="21"/>
+        </w:rPr>
+        <w:t xml:space="preserve">Six synthetic sample PDFs live at html/healthcare/ — two-page pairs covering all four Healthcare document types (prior auth request, denial, remittance, EOB) across three fictional payers. They exist for testing the intake pipeline and for demos, and are safe to use freely: every name, ID, and dollar figure is fictional and each page is watermarked SAMPLE / SYNTHETIC DATA.</w:t>
+      </w:r>
+    </w:p>
+    <w:tbl>
+      <w:tblPr>
+        <w:tblW w:type="dxa" w:w="9600"/>
+        <w:tblBorders>
+          <w:top w:val="single" w:color="auto" w:sz="4"/>
+          <w:left w:val="single" w:color="auto" w:sz="4"/>
+          <w:bottom w:val="single" w:color="auto" w:sz="4"/>
+          <w:right w:val="single" w:color="auto" w:sz="4"/>
+          <w:insideH w:val="single" w:color="auto" w:sz="4"/>
+          <w:insideV w:val="single" w:color="auto" w:sz="4"/>
+        </w:tblBorders>
+      </w:tblPr>
+      <w:tblGrid>
+        <w:gridCol w:w="2100"/>
+        <w:gridCol w:w="3300"/>
+        <w:gridCol w:w="4200"/>
+      </w:tblGrid>
+      <w:tr>
+        <w:trPr>
+          <w:tblHeader/>
+        </w:trPr>
+        <w:tc>
+          <w:tcPr>
+            <w:tcW w:type="dxa" w:w="2100"/>
+            <w:shd w:fill="1B2A4A" w:val="clear"/>
+            <w:tcMar>
+              <w:top w:type="dxa" w:w="80"/>
+              <w:left w:type="dxa" w:w="120"/>
+              <w:bottom w:type="dxa" w:w="80"/>
+              <w:right w:type="dxa" w:w="120"/>
+            </w:tcMar>
+          </w:tcPr>
+          <w:p>
+            <w:r>
+              <w:rPr>
+                <w:b/>
+                <w:bCs/>
+                <w:color w:val="FFFFFF"/>
+                <w:sz w:val="18"/>
+                <w:szCs w:val="18"/>
+              </w:rPr>
+              <w:t xml:space="preserve">File</w:t>
+            </w:r>
+          </w:p>
+        </w:tc>
+        <w:tc>
+          <w:tcPr>
+            <w:tcW w:type="dxa" w:w="3300"/>
+            <w:shd w:fill="1B2A4A" w:val="clear"/>
+            <w:tcMar>
+              <w:top w:type="dxa" w:w="80"/>
+              <w:left w:type="dxa" w:w="120"/>
+              <w:bottom w:type="dxa" w:w="80"/>
+              <w:right w:type="dxa" w:w="120"/>
+            </w:tcMar>
+          </w:tcPr>
+          <w:p>
+            <w:r>
+              <w:rPr>
+                <w:b/>
+                <w:bCs/>
+                <w:color w:val="FFFFFF"/>
+                <w:sz w:val="18"/>
+                <w:szCs w:val="18"/>
+              </w:rPr>
+              <w:t xml:space="preserve">Contents</w:t>
+            </w:r>
+          </w:p>
+        </w:tc>
+        <w:tc>
+          <w:tcPr>
+            <w:tcW w:type="dxa" w:w="4200"/>
+            <w:shd w:fill="1B2A4A" w:val="clear"/>
+            <w:tcMar>
+              <w:top w:type="dxa" w:w="80"/>
+              <w:left w:type="dxa" w:w="120"/>
+              <w:bottom w:type="dxa" w:w="80"/>
+              <w:right w:type="dxa" w:w="120"/>
+            </w:tcMar>
+          </w:tcPr>
+          <w:p>
+            <w:r>
+              <w:rPr>
+                <w:b/>
+                <w:bCs/>
+                <w:color w:val="FFFFFF"/>
+                <w:sz w:val="18"/>
+                <w:szCs w:val="18"/>
+              </w:rPr>
+              <w:t xml:space="preserve">Notes</w:t>
+            </w:r>
+          </w:p>
+        </w:tc>
+      </w:tr>
+      <w:tr>
+        <w:tc>
+          <w:tcPr>
+            <w:tcW w:type="dxa" w:w="2100"/>
+            <w:tcMar>
+              <w:top w:type="dxa" w:w="80"/>
+              <w:left w:type="dxa" w:w="120"/>
+              <w:bottom w:type="dxa" w:w="80"/>
+              <w:right w:type="dxa" w:w="120"/>
+            </w:tcMar>
+          </w:tcPr>
+          <w:p>
+            <w:r>
+              <w:rPr>
+                <w:color w:val="1A1A1A"/>
+                <w:sz w:val="18"/>
+                <w:szCs w:val="18"/>
+              </w:rPr>
+              <w:t xml:space="preserve">File1_PriorAuth_Denial.pdf</w:t>
+            </w:r>
+          </w:p>
+        </w:tc>
+        <w:tc>
+          <w:tcPr>
+            <w:tcW w:type="dxa" w:w="3300"/>
+            <w:tcMar>
+              <w:top w:type="dxa" w:w="80"/>
+              <w:left w:type="dxa" w:w="120"/>
+              <w:bottom w:type="dxa" w:w="80"/>
+              <w:right w:type="dxa" w:w="120"/>
+            </w:tcMar>
+          </w:tcPr>
+          <w:p>
+            <w:r>
+              <w:rPr>
+                <w:color w:val="1A1A1A"/>
+                <w:sz w:val="18"/>
+                <w:szCs w:val="18"/>
+              </w:rPr>
+              <w:t xml:space="preserve">Prior Auth Request + Denial Letter (Meridian Health Plan)</w:t>
+            </w:r>
+          </w:p>
+        </w:tc>
+        <w:tc>
+          <w:tcPr>
+            <w:tcW w:type="dxa" w:w="4200"/>
+            <w:tcMar>
+              <w:top w:type="dxa" w:w="80"/>
+              <w:left w:type="dxa" w:w="120"/>
+              <w:bottom w:type="dxa" w:w="80"/>
+              <w:right w:type="dxa" w:w="120"/>
+            </w:tcMar>
+          </w:tcPr>
+          <w:p>
+            <w:r>
+              <w:rPr>
+                <w:color w:val="1A1A1A"/>
+                <w:sz w:val="18"/>
+                <w:szCs w:val="18"/>
+              </w:rPr>
+              <w:t xml:space="preserve">Clean baseline, but reuses the same claim # as File2 for a different service — see below.</w:t>
+            </w:r>
+          </w:p>
+        </w:tc>
+      </w:tr>
+      <w:tr>
+        <w:tc>
+          <w:tcPr>
+            <w:tcW w:type="dxa" w:w="2100"/>
+            <w:tcMar>
+              <w:top w:type="dxa" w:w="80"/>
+              <w:left w:type="dxa" w:w="120"/>
+              <w:bottom w:type="dxa" w:w="80"/>
+              <w:right w:type="dxa" w:w="120"/>
+            </w:tcMar>
+          </w:tcPr>
+          <w:p>
+            <w:r>
+              <w:rPr>
+                <w:color w:val="1A1A1A"/>
+                <w:sz w:val="18"/>
+                <w:szCs w:val="18"/>
+              </w:rPr>
+              <w:t xml:space="preserve">File2_Remittance_EOB.pdf</w:t>
+            </w:r>
+          </w:p>
+        </w:tc>
+        <w:tc>
+          <w:tcPr>
+            <w:tcW w:type="dxa" w:w="3300"/>
+            <w:tcMar>
+              <w:top w:type="dxa" w:w="80"/>
+              <w:left w:type="dxa" w:w="120"/>
+              <w:bottom w:type="dxa" w:w="80"/>
+              <w:right w:type="dxa" w:w="120"/>
+            </w:tcMar>
+          </w:tcPr>
+          <w:p>
+            <w:r>
+              <w:rPr>
+                <w:color w:val="1A1A1A"/>
+                <w:sz w:val="18"/>
+                <w:szCs w:val="18"/>
+              </w:rPr>
+              <w:t xml:space="preserve">Remittance Advice + EOB (Meridian Health Plan)</w:t>
+            </w:r>
+          </w:p>
+        </w:tc>
+        <w:tc>
+          <w:tcPr>
+            <w:tcW w:type="dxa" w:w="4200"/>
+            <w:tcMar>
+              <w:top w:type="dxa" w:w="80"/>
+              <w:left w:type="dxa" w:w="120"/>
+              <w:bottom w:type="dxa" w:w="80"/>
+              <w:right w:type="dxa" w:w="120"/>
+            </w:tcMar>
+          </w:tcPr>
+          <w:p>
+            <w:r>
+              <w:rPr>
+                <w:color w:val="1A1A1A"/>
+                <w:sz w:val="18"/>
+                <w:szCs w:val="18"/>
+              </w:rPr>
+              <w:t xml:space="preserve">Carries an accidental $0.05 rounding mismatch between line-item detail and the stated total; left in intentionally as a lower-stakes test case.</w:t>
+            </w:r>
+          </w:p>
+        </w:tc>
+      </w:tr>
+      <w:tr>
+        <w:tc>
+          <w:tcPr>
+            <w:tcW w:type="dxa" w:w="2100"/>
+            <w:tcMar>
+              <w:top w:type="dxa" w:w="80"/>
+              <w:left w:type="dxa" w:w="120"/>
+              <w:bottom w:type="dxa" w:w="80"/>
+              <w:right w:type="dxa" w:w="120"/>
+            </w:tcMar>
+          </w:tcPr>
+          <w:p>
+            <w:r>
+              <w:rPr>
+                <w:color w:val="1A1A1A"/>
+                <w:sz w:val="18"/>
+                <w:szCs w:val="18"/>
+              </w:rPr>
+              <w:t xml:space="preserve">File3_PriorAuth_Denial_CO197.pdf</w:t>
+            </w:r>
+          </w:p>
+        </w:tc>
+        <w:tc>
+          <w:tcPr>
+            <w:tcW w:type="dxa" w:w="3300"/>
+            <w:tcMar>
+              <w:top w:type="dxa" w:w="80"/>
+              <w:left w:type="dxa" w:w="120"/>
+              <w:bottom w:type="dxa" w:w="80"/>
+              <w:right w:type="dxa" w:w="120"/>
+            </w:tcMar>
+          </w:tcPr>
+          <w:p>
+            <w:r>
+              <w:rPr>
+                <w:color w:val="1A1A1A"/>
+                <w:sz w:val="18"/>
+                <w:szCs w:val="18"/>
+              </w:rPr>
+              <w:t xml:space="preserve">Prior Auth Request + Denial Letter (Arizona Health Network, CO-197 precert absent)</w:t>
+            </w:r>
+          </w:p>
+        </w:tc>
+        <w:tc>
+          <w:tcPr>
+            <w:tcW w:type="dxa" w:w="4200"/>
+            <w:tcMar>
+              <w:top w:type="dxa" w:w="80"/>
+              <w:left w:type="dxa" w:w="120"/>
+              <w:bottom w:type="dxa" w:w="80"/>
+              <w:right w:type="dxa" w:w="120"/>
+            </w:tcMar>
+          </w:tcPr>
+          <w:p>
+            <w:r>
+              <w:rPr>
+                <w:color w:val="1A1A1A"/>
+                <w:sz w:val="18"/>
+                <w:szCs w:val="18"/>
+              </w:rPr>
+              <w:t xml:space="preserve">Clean baseline.</w:t>
+            </w:r>
+          </w:p>
+        </w:tc>
+      </w:tr>
+      <w:tr>
+        <w:tc>
+          <w:tcPr>
+            <w:tcW w:type="dxa" w:w="2100"/>
+            <w:tcMar>
+              <w:top w:type="dxa" w:w="80"/>
+              <w:left w:type="dxa" w:w="120"/>
+              <w:bottom w:type="dxa" w:w="80"/>
+              <w:right w:type="dxa" w:w="120"/>
+            </w:tcMar>
+          </w:tcPr>
+          <w:p>
+            <w:r>
+              <w:rPr>
+                <w:color w:val="1A1A1A"/>
+                <w:sz w:val="18"/>
+                <w:szCs w:val="18"/>
+              </w:rPr>
+              <w:t xml:space="preserve">File4_Remittance_EOB_2.pdf</w:t>
+            </w:r>
+          </w:p>
+        </w:tc>
+        <w:tc>
+          <w:tcPr>
+            <w:tcW w:type="dxa" w:w="3300"/>
+            <w:tcMar>
+              <w:top w:type="dxa" w:w="80"/>
+              <w:left w:type="dxa" w:w="120"/>
+              <w:bottom w:type="dxa" w:w="80"/>
+              <w:right w:type="dxa" w:w="120"/>
+            </w:tcMar>
+          </w:tcPr>
+          <w:p>
+            <w:r>
+              <w:rPr>
+                <w:color w:val="1A1A1A"/>
+                <w:sz w:val="18"/>
+                <w:szCs w:val="18"/>
+              </w:rPr>
+              <w:t xml:space="preserve">Remittance Advice + EOB (Arizona Health Network)</w:t>
+            </w:r>
+          </w:p>
+        </w:tc>
+        <w:tc>
+          <w:tcPr>
+            <w:tcW w:type="dxa" w:w="4200"/>
+            <w:tcMar>
+              <w:top w:type="dxa" w:w="80"/>
+              <w:left w:type="dxa" w:w="120"/>
+              <w:bottom w:type="dxa" w:w="80"/>
+              <w:right w:type="dxa" w:w="120"/>
+            </w:tcMar>
+          </w:tcPr>
+          <w:p>
+            <w:r>
+              <w:rPr>
+                <w:color w:val="1A1A1A"/>
+                <w:sz w:val="18"/>
+                <w:szCs w:val="18"/>
+              </w:rPr>
+              <w:t xml:space="preserve">Clean baseline.</w:t>
+            </w:r>
+          </w:p>
+        </w:tc>
+      </w:tr>
+      <w:tr>
+        <w:tc>
+          <w:tcPr>
+            <w:tcW w:type="dxa" w:w="2100"/>
+            <w:tcMar>
+              <w:top w:type="dxa" w:w="80"/>
+              <w:left w:type="dxa" w:w="120"/>
+              <w:bottom w:type="dxa" w:w="80"/>
+              <w:right w:type="dxa" w:w="120"/>
+            </w:tcMar>
+          </w:tcPr>
+          <w:p>
+            <w:r>
+              <w:rPr>
+                <w:color w:val="1A1A1A"/>
+                <w:sz w:val="18"/>
+                <w:szCs w:val="18"/>
+              </w:rPr>
+              <w:t xml:space="preserve">File5_PriorAuth_Denial_ANOMALY.pdf</w:t>
+            </w:r>
+          </w:p>
+        </w:tc>
+        <w:tc>
+          <w:tcPr>
+            <w:tcW w:type="dxa" w:w="3300"/>
+            <w:tcMar>
+              <w:top w:type="dxa" w:w="80"/>
+              <w:left w:type="dxa" w:w="120"/>
+              <w:bottom w:type="dxa" w:w="80"/>
+              <w:right w:type="dxa" w:w="120"/>
+            </w:tcMar>
+          </w:tcPr>
+          <w:p>
+            <w:r>
+              <w:rPr>
+                <w:color w:val="1A1A1A"/>
+                <w:sz w:val="18"/>
+                <w:szCs w:val="18"/>
+              </w:rPr>
+              <w:t xml:space="preserve">Prior Auth Request + Denial Letter (TriCore Regional Health)</w:t>
+            </w:r>
+          </w:p>
+        </w:tc>
+        <w:tc>
+          <w:tcPr>
+            <w:tcW w:type="dxa" w:w="4200"/>
+            <w:tcMar>
+              <w:top w:type="dxa" w:w="80"/>
+              <w:left w:type="dxa" w:w="120"/>
+              <w:bottom w:type="dxa" w:w="80"/>
+              <w:right w:type="dxa" w:w="120"/>
+            </w:tcMar>
+          </w:tcPr>
+          <w:p>
+            <w:r>
+              <w:rPr>
+                <w:color w:val="1A1A1A"/>
+                <w:sz w:val="18"/>
+                <w:szCs w:val="18"/>
+              </w:rPr>
+              <w:t xml:space="preserve">Deliberately seeded: denial dated before the request, a billed-amount mismatch, a transposed provider NPI, and a 15-day appeal window that breaks the 180-day pattern used elsewhere.</w:t>
+            </w:r>
+          </w:p>
+        </w:tc>
+      </w:tr>
+      <w:tr>
+        <w:tc>
+          <w:tcPr>
+            <w:tcW w:type="dxa" w:w="2100"/>
+            <w:tcMar>
+              <w:top w:type="dxa" w:w="80"/>
+              <w:left w:type="dxa" w:w="120"/>
+              <w:bottom w:type="dxa" w:w="80"/>
+              <w:right w:type="dxa" w:w="120"/>
+            </w:tcMar>
+          </w:tcPr>
+          <w:p>
+            <w:r>
+              <w:rPr>
+                <w:color w:val="1A1A1A"/>
+                <w:sz w:val="18"/>
+                <w:szCs w:val="18"/>
+              </w:rPr>
+              <w:t xml:space="preserve">File6_Remittance_EOB_ANOMALY.pdf</w:t>
+            </w:r>
+          </w:p>
+        </w:tc>
+        <w:tc>
+          <w:tcPr>
+            <w:tcW w:type="dxa" w:w="3300"/>
+            <w:tcMar>
+              <w:top w:type="dxa" w:w="80"/>
+              <w:left w:type="dxa" w:w="120"/>
+              <w:bottom w:type="dxa" w:w="80"/>
+              <w:right w:type="dxa" w:w="120"/>
+            </w:tcMar>
+          </w:tcPr>
+          <w:p>
+            <w:r>
+              <w:rPr>
+                <w:color w:val="1A1A1A"/>
+                <w:sz w:val="18"/>
+                <w:szCs w:val="18"/>
+              </w:rPr>
+              <w:t xml:space="preserve">Remittance Advice + EOB (TriCore Regional Health)</w:t>
+            </w:r>
+          </w:p>
+        </w:tc>
+        <w:tc>
+          <w:tcPr>
+            <w:tcW w:type="dxa" w:w="4200"/>
+            <w:tcMar>
+              <w:top w:type="dxa" w:w="80"/>
+              <w:left w:type="dxa" w:w="120"/>
+              <w:bottom w:type="dxa" w:w="80"/>
+              <w:right w:type="dxa" w:w="120"/>
+            </w:tcMar>
+          </w:tcPr>
+          <w:p>
+            <w:r>
+              <w:rPr>
+                <w:color w:val="1A1A1A"/>
+                <w:sz w:val="18"/>
+                <w:szCs w:val="18"/>
+              </w:rPr>
+              <w:t xml:space="preserve">Deliberately seeded: a mismatched claim # between the ERA and EOB, an allowed amount that exceeds billed, a payment date before the date of service, and a ~$1,413.64 underpayment vs. the payer's own EOB figure.</w:t>
+            </w:r>
+          </w:p>
+        </w:tc>
+      </w:tr>
+    </w:tbl>
+    <w:p>
+      <w:pPr>
+        <w:spacing w:after="160"/>
+      </w:pPr>
+      <w:r>
+        <w:rPr>
+          <w:i w:val="false"/>
+          <w:iCs w:val="false"/>
+          <w:color w:val="1A1A1A"/>
+          <w:sz w:val="21"/>
+          <w:szCs w:val="21"/>
+        </w:rPr>
+        <w:t xml:space="preserve">html/healthcare/ANOMALY_ANSWER_KEY.md documents every seeded anomaly below in full, for scoring a detection workflow's output against ground truth.</w:t>
+      </w:r>
+    </w:p>
+    <w:tbl>
+      <w:tblPr>
+        <w:tblW w:type="dxa" w:w="9000"/>
+        <w:tblBorders>
+          <w:top w:val="single" w:color="auto" w:sz="4"/>
+          <w:left w:val="single" w:color="auto" w:sz="4"/>
+          <w:bottom w:val="single" w:color="auto" w:sz="4"/>
+          <w:right w:val="single" w:color="auto" w:sz="4"/>
+          <w:insideH w:val="single" w:color="auto" w:sz="4"/>
+          <w:insideV w:val="single" w:color="auto" w:sz="4"/>
+        </w:tblBorders>
+      </w:tblPr>
+      <w:tblGrid>
+        <w:gridCol w:w="9000"/>
+      </w:tblGrid>
+      <w:tr>
+        <w:tc>
+          <w:tcPr>
+            <w:tcW w:type="dxa" w:w="9000"/>
+            <w:tcBorders>
+              <w:top w:val="single" w:color="C0392B" w:sz="4"/>
+              <w:left w:val="single" w:color="C0392B" w:sz="4"/>
+              <w:bottom w:val="single" w:color="C0392B" w:sz="4"/>
+              <w:right w:val="single" w:color="C0392B" w:sz="4"/>
+            </w:tcBorders>
+            <w:shd w:fill="F2F4F7" w:val="clear"/>
+            <w:tcMar>
+              <w:top w:type="dxa" w:w="120"/>
+              <w:left w:type="dxa" w:w="160"/>
+              <w:bottom w:type="dxa" w:w="120"/>
+              <w:right w:type="dxa" w:w="160"/>
+            </w:tcMar>
+          </w:tcPr>
+          <w:p>
+            <w:pPr>
+              <w:spacing w:after="80"/>
+            </w:pPr>
+            <w:r>
+              <w:rPr>
+                <w:b/>
+                <w:bCs/>
+                <w:color w:val="C0392B"/>
+                <w:sz w:val="21"/>
+                <w:szCs w:val="21"/>
+              </w:rPr>
+              <w:t xml:space="preserve">Verified — End-to-End Test</w:t>
+            </w:r>
+          </w:p>
+          <w:p>
+            <w:r>
+              <w:rPr>
+                <w:color w:val="1A1A1A"/>
+                <w:sz w:val="20"/>
+                <w:szCs w:val="20"/>
+              </w:rPr>
+              <w:t xml:space="preserve">Two randomly-selected files from this set (File2_Remittance_EOB.pdf and File4_Remittance_EOB_2.pdf) were run through the real pipeline — routes/doc-router.js's pdf-parse extraction followed by server/healthcare/hc-neural-intake.js's classifyIntake() — and both extracted cleanly and classified correctly to the billing node at high confidence, matched on “claim”, “cpt”, “remit”, “era”, and “eob”.</w:t>
             </w:r>
           </w:p>
         </w:tc>
